--- a/lab1/misha/report/ЛР1_Aкмурзин.docx
+++ b/lab1/misha/report/ЛР1_Aкмурзин.docx
@@ -4010,6 +4010,7 @@
           <w:bCs/>
           <w:i w:val="0"/>
           <w:iCs w:val="0"/>
+          <w:noProof/>
           <w:color w:val="auto"/>
           <w:sz w:val="24"/>
           <w:szCs w:val="24"/>
@@ -4659,8 +4660,23 @@
               <w:szCs w:val="24"/>
               <w:lang w:val="en-US"/>
             </w:rPr>
-            <m:t>lgμ≈</m:t>
+            <m:t>lgμ≈12.66,  μ≈4606376652860.9,  ν≈1.1</m:t>
           </m:r>
+        </m:oMath>
+      </m:oMathPara>
+    </w:p>
+    <w:p>
+      <w:pPr>
+        <w:jc w:val="both"/>
+        <w:rPr>
+          <w:rFonts w:ascii="Times New Roman" w:eastAsiaTheme="minorEastAsia" w:hAnsi="Times New Roman" w:cs="Times New Roman"/>
+          <w:i/>
+          <w:sz w:val="24"/>
+          <w:szCs w:val="24"/>
+        </w:rPr>
+      </w:pPr>
+      <m:oMathPara>
+        <m:oMath>
           <m:r>
             <w:rPr>
               <w:rFonts w:ascii="Cambria Math" w:hAnsi="Cambria Math" w:cs="Times New Roman"/>
@@ -4668,8 +4684,54 @@
               <w:szCs w:val="24"/>
               <w:lang w:val="en-US"/>
             </w:rPr>
-            <m:t>12.66</m:t>
+            <m:t>&lt;∆</m:t>
           </m:r>
+          <m:sSubSup>
+            <m:sSubSupPr>
+              <m:ctrlPr>
+                <w:rPr>
+                  <w:rFonts w:ascii="Cambria Math" w:hAnsi="Cambria Math" w:cs="Times New Roman"/>
+                  <w:i/>
+                  <w:sz w:val="24"/>
+                  <w:szCs w:val="24"/>
+                  <w:lang w:val="en-US"/>
+                </w:rPr>
+              </m:ctrlPr>
+            </m:sSubSupPr>
+            <m:e>
+              <m:r>
+                <w:rPr>
+                  <w:rFonts w:ascii="Cambria Math" w:hAnsi="Cambria Math" w:cs="Times New Roman"/>
+                  <w:sz w:val="24"/>
+                  <w:szCs w:val="24"/>
+                  <w:lang w:val="en-US"/>
+                </w:rPr>
+                <m:t>R</m:t>
+              </m:r>
+            </m:e>
+            <m:sub>
+              <m:r>
+                <w:rPr>
+                  <w:rFonts w:ascii="Cambria Math" w:hAnsi="Cambria Math" w:cs="Times New Roman"/>
+                  <w:sz w:val="24"/>
+                  <w:szCs w:val="24"/>
+                  <w:lang w:val="en-US"/>
+                </w:rPr>
+                <m:t>N</m:t>
+              </m:r>
+            </m:sub>
+            <m:sup>
+              <m:r>
+                <w:rPr>
+                  <w:rFonts w:ascii="Cambria Math" w:hAnsi="Cambria Math" w:cs="Times New Roman"/>
+                  <w:sz w:val="24"/>
+                  <w:szCs w:val="24"/>
+                  <w:lang w:val="en-US"/>
+                </w:rPr>
+                <m:t>2</m:t>
+              </m:r>
+            </m:sup>
+          </m:sSubSup>
           <m:r>
             <w:rPr>
               <w:rFonts w:ascii="Cambria Math" w:hAnsi="Cambria Math" w:cs="Times New Roman"/>
@@ -4677,41 +4739,49 @@
               <w:szCs w:val="24"/>
               <w:lang w:val="en-US"/>
             </w:rPr>
-            <m:t>,  μ≈</m:t>
+            <m:t>&gt;≈</m:t>
           </m:r>
-          <m:r>
-            <w:rPr>
-              <w:rFonts w:ascii="Cambria Math" w:hAnsi="Cambria Math" w:cs="Times New Roman"/>
-              <w:sz w:val="24"/>
-              <w:szCs w:val="24"/>
-              <w:lang w:val="en-US"/>
-            </w:rPr>
-            <m:t>4606376652860.9</m:t>
-          </m:r>
-          <m:r>
-            <w:rPr>
-              <w:rFonts w:ascii="Cambria Math" w:hAnsi="Cambria Math" w:cs="Times New Roman"/>
-              <w:sz w:val="24"/>
-              <w:szCs w:val="24"/>
-              <w:lang w:val="en-US"/>
-            </w:rPr>
-            <m:t>,  ν≈</m:t>
-          </m:r>
-          <m:r>
-            <w:rPr>
-              <w:rFonts w:ascii="Cambria Math" w:hAnsi="Cambria Math" w:cs="Times New Roman"/>
-              <w:sz w:val="24"/>
-              <w:szCs w:val="24"/>
-              <w:lang w:val="en-US"/>
-            </w:rPr>
-            <m:t>1.01</m:t>
-          </m:r>
+          <m:sSup>
+            <m:sSupPr>
+              <m:ctrlPr>
+                <w:rPr>
+                  <w:rFonts w:ascii="Cambria Math" w:hAnsi="Cambria Math" w:cs="Times New Roman"/>
+                  <w:i/>
+                  <w:sz w:val="24"/>
+                  <w:szCs w:val="24"/>
+                  <w:lang w:val="en-US"/>
+                </w:rPr>
+              </m:ctrlPr>
+            </m:sSupPr>
+            <m:e>
+              <m:r>
+                <w:rPr>
+                  <w:rFonts w:ascii="Cambria Math" w:hAnsi="Cambria Math" w:cs="Times New Roman"/>
+                  <w:sz w:val="24"/>
+                  <w:szCs w:val="24"/>
+                  <w:lang w:val="en-US"/>
+                </w:rPr>
+                <m:t>4606376652860.9N</m:t>
+              </m:r>
+            </m:e>
+            <m:sup>
+              <m:r>
+                <w:rPr>
+                  <w:rFonts w:ascii="Cambria Math" w:hAnsi="Cambria Math" w:cs="Times New Roman"/>
+                  <w:sz w:val="24"/>
+                  <w:szCs w:val="24"/>
+                  <w:lang w:val="en-US"/>
+                </w:rPr>
+                <m:t>1.1</m:t>
+              </m:r>
+            </m:sup>
+          </m:sSup>
         </m:oMath>
       </m:oMathPara>
     </w:p>
     <w:p>
       <w:pPr>
-        <w:jc w:val="both"/>
+        <w:jc w:val="center"/>
         <w:rPr>
           <w:rFonts w:ascii="Times New Roman" w:eastAsiaTheme="minorEastAsia" w:hAnsi="Times New Roman" w:cs="Times New Roman"/>
           <w:i/>
@@ -4720,142 +4790,11 @@
           <w:lang w:val="en-US"/>
         </w:rPr>
       </w:pPr>
-      <m:oMath>
-        <m:r>
-          <w:rPr>
-            <w:rFonts w:ascii="Cambria Math" w:hAnsi="Cambria Math" w:cs="Times New Roman"/>
-            <w:sz w:val="24"/>
-            <w:szCs w:val="24"/>
-            <w:lang w:val="en-US"/>
-          </w:rPr>
-          <m:t>&lt;∆</m:t>
-        </m:r>
-        <m:sSubSup>
-          <m:sSubSupPr>
-            <m:ctrlPr>
-              <w:rPr>
-                <w:rFonts w:ascii="Cambria Math" w:hAnsi="Cambria Math" w:cs="Times New Roman"/>
-                <w:i/>
-                <w:sz w:val="24"/>
-                <w:szCs w:val="24"/>
-                <w:lang w:val="en-US"/>
-              </w:rPr>
-            </m:ctrlPr>
-          </m:sSubSupPr>
-          <m:e>
-            <m:r>
-              <w:rPr>
-                <w:rFonts w:ascii="Cambria Math" w:hAnsi="Cambria Math" w:cs="Times New Roman"/>
-                <w:sz w:val="24"/>
-                <w:szCs w:val="24"/>
-                <w:lang w:val="en-US"/>
-              </w:rPr>
-              <m:t>R</m:t>
-            </m:r>
-          </m:e>
-          <m:sub>
-            <m:r>
-              <w:rPr>
-                <w:rFonts w:ascii="Cambria Math" w:hAnsi="Cambria Math" w:cs="Times New Roman"/>
-                <w:sz w:val="24"/>
-                <w:szCs w:val="24"/>
-                <w:lang w:val="en-US"/>
-              </w:rPr>
-              <m:t>N</m:t>
-            </m:r>
-          </m:sub>
-          <m:sup>
-            <m:r>
-              <w:rPr>
-                <w:rFonts w:ascii="Cambria Math" w:hAnsi="Cambria Math" w:cs="Times New Roman"/>
-                <w:sz w:val="24"/>
-                <w:szCs w:val="24"/>
-                <w:lang w:val="en-US"/>
-              </w:rPr>
-              <m:t>2</m:t>
-            </m:r>
-          </m:sup>
-        </m:sSubSup>
-        <m:r>
-          <w:rPr>
-            <w:rFonts w:ascii="Cambria Math" w:hAnsi="Cambria Math" w:cs="Times New Roman"/>
-            <w:sz w:val="24"/>
-            <w:szCs w:val="24"/>
-            <w:lang w:val="en-US"/>
-          </w:rPr>
-          <m:t>&gt;≈</m:t>
-        </m:r>
-        <m:sSup>
-          <m:sSupPr>
-            <m:ctrlPr>
-              <w:rPr>
-                <w:rFonts w:ascii="Cambria Math" w:hAnsi="Cambria Math" w:cs="Times New Roman"/>
-                <w:i/>
-                <w:sz w:val="24"/>
-                <w:szCs w:val="24"/>
-                <w:lang w:val="en-US"/>
-              </w:rPr>
-            </m:ctrlPr>
-          </m:sSupPr>
-          <m:e>
-            <m:r>
-              <w:rPr>
-                <w:rFonts w:ascii="Cambria Math" w:hAnsi="Cambria Math" w:cs="Times New Roman"/>
-                <w:sz w:val="24"/>
-                <w:szCs w:val="24"/>
-                <w:lang w:val="en-US"/>
-              </w:rPr>
-              <m:t>4606376652860.9</m:t>
-            </m:r>
-            <m:r>
-              <w:rPr>
-                <w:rFonts w:ascii="Cambria Math" w:hAnsi="Cambria Math" w:cs="Times New Roman"/>
-                <w:sz w:val="24"/>
-                <w:szCs w:val="24"/>
-                <w:lang w:val="en-US"/>
-              </w:rPr>
-              <m:t>N</m:t>
-            </m:r>
-          </m:e>
-          <m:sup>
-            <m:r>
-              <w:rPr>
-                <w:rFonts w:ascii="Cambria Math" w:hAnsi="Cambria Math" w:cs="Times New Roman"/>
-                <w:sz w:val="24"/>
-                <w:szCs w:val="24"/>
-                <w:lang w:val="en-US"/>
-              </w:rPr>
-              <m:t>1.01</m:t>
-            </m:r>
-          </m:sup>
-        </m:sSup>
-      </m:oMath>
       <w:r>
         <w:rPr>
           <w:rFonts w:ascii="Times New Roman" w:eastAsiaTheme="minorEastAsia" w:hAnsi="Times New Roman" w:cs="Times New Roman"/>
           <w:i/>
-          <w:sz w:val="24"/>
-          <w:szCs w:val="24"/>
-          <w:lang w:val="en-US"/>
-        </w:rPr>
-        <w:t>s</w:t>
-      </w:r>
-    </w:p>
-    <w:p>
-      <w:pPr>
-        <w:jc w:val="center"/>
-        <w:rPr>
-          <w:rFonts w:ascii="Times New Roman" w:eastAsiaTheme="minorEastAsia" w:hAnsi="Times New Roman" w:cs="Times New Roman"/>
-          <w:i/>
-          <w:sz w:val="24"/>
-          <w:szCs w:val="24"/>
-          <w:lang w:val="en-US"/>
-        </w:rPr>
-      </w:pPr>
-      <w:r>
-        <w:rPr>
-          <w:rFonts w:ascii="Times New Roman" w:eastAsiaTheme="minorEastAsia" w:hAnsi="Times New Roman" w:cs="Times New Roman"/>
-          <w:i/>
+          <w:noProof/>
           <w:sz w:val="24"/>
           <w:szCs w:val="24"/>
           <w:lang w:val="en-US"/>
@@ -5059,15 +4998,16 @@
       <w:r>
         <w:rPr>
           <w:rFonts w:ascii="Times New Roman" w:eastAsiaTheme="minorEastAsia" w:hAnsi="Times New Roman" w:cs="Times New Roman"/>
+          <w:noProof/>
           <w:sz w:val="24"/>
           <w:szCs w:val="24"/>
           <w:lang w:val="en-US"/>
         </w:rPr>
         <w:drawing>
-          <wp:inline distT="0" distB="0" distL="0" distR="0" wp14:anchorId="5756E826" wp14:editId="3C14D0DF">
-            <wp:extent cx="4096322" cy="1800476"/>
-            <wp:effectExtent l="0" t="0" r="0" b="9525"/>
-            <wp:docPr id="13" name="Рисунок 13"/>
+          <wp:inline distT="0" distB="0" distL="0" distR="0" wp14:anchorId="51B07797" wp14:editId="79E8BD1C">
+            <wp:extent cx="3705742" cy="1286054"/>
+            <wp:effectExtent l="0" t="0" r="9525" b="9525"/>
+            <wp:docPr id="2" name="Рисунок 2"/>
             <wp:cNvGraphicFramePr>
               <a:graphicFrameLocks xmlns:a="http://schemas.openxmlformats.org/drawingml/2006/main" noChangeAspect="1"/>
             </wp:cNvGraphicFramePr>
@@ -5087,7 +5027,7 @@
                   <pic:spPr>
                     <a:xfrm>
                       <a:off x="0" y="0"/>
-                      <a:ext cx="4096322" cy="1800476"/>
+                      <a:ext cx="3705742" cy="1286054"/>
                     </a:xfrm>
                     <a:prstGeom prst="rect">
                       <a:avLst/>
@@ -5142,15 +5082,16 @@
       <w:r>
         <w:rPr>
           <w:rFonts w:ascii="Times New Roman" w:eastAsiaTheme="minorEastAsia" w:hAnsi="Times New Roman" w:cs="Times New Roman"/>
+          <w:noProof/>
           <w:sz w:val="24"/>
           <w:szCs w:val="24"/>
           <w:lang w:val="en-US"/>
         </w:rPr>
         <w:drawing>
-          <wp:inline distT="0" distB="0" distL="0" distR="0" wp14:anchorId="4C7653C0" wp14:editId="7277C563">
-            <wp:extent cx="2981741" cy="581106"/>
-            <wp:effectExtent l="0" t="0" r="9525" b="9525"/>
-            <wp:docPr id="15" name="Рисунок 15"/>
+          <wp:inline distT="0" distB="0" distL="0" distR="0" wp14:anchorId="18CC90EE" wp14:editId="7AE0B713">
+            <wp:extent cx="3410426" cy="1181265"/>
+            <wp:effectExtent l="0" t="0" r="0" b="0"/>
+            <wp:docPr id="3" name="Рисунок 3"/>
             <wp:cNvGraphicFramePr>
               <a:graphicFrameLocks xmlns:a="http://schemas.openxmlformats.org/drawingml/2006/main" noChangeAspect="1"/>
             </wp:cNvGraphicFramePr>
@@ -5170,7 +5111,7 @@
                   <pic:spPr>
                     <a:xfrm>
                       <a:off x="0" y="0"/>
-                      <a:ext cx="2981741" cy="581106"/>
+                      <a:ext cx="3410426" cy="1181265"/>
                     </a:xfrm>
                     <a:prstGeom prst="rect">
                       <a:avLst/>
@@ -5199,23 +5140,7 @@
           <w:sz w:val="24"/>
           <w:szCs w:val="24"/>
         </w:rPr>
-        <w:t xml:space="preserve">Рисунок 5. </w:t>
-      </w:r>
-      <w:r>
-        <w:rPr>
-          <w:rFonts w:ascii="Times New Roman" w:eastAsiaTheme="minorEastAsia" w:hAnsi="Times New Roman" w:cs="Times New Roman"/>
-          <w:sz w:val="24"/>
-          <w:szCs w:val="24"/>
-        </w:rPr>
-        <w:t>Второй</w:t>
-      </w:r>
-      <w:r>
-        <w:rPr>
-          <w:rFonts w:ascii="Times New Roman" w:eastAsiaTheme="minorEastAsia" w:hAnsi="Times New Roman" w:cs="Times New Roman"/>
-          <w:sz w:val="24"/>
-          <w:szCs w:val="24"/>
-        </w:rPr>
-        <w:t xml:space="preserve"> момент вычисленный в </w:t>
+        <w:t xml:space="preserve">Рисунок 5. Второй момент вычисленный в </w:t>
       </w:r>
       <w:r>
         <w:rPr>
